--- a/docs/manuals/RADAR-农信业务需求分析操作手册.docx
+++ b/docs/manuals/RADAR-农信业务需求分析操作手册.docx
@@ -377,6 +377,7 @@
       </w:pPr>
     </w:p>
     <w:p>
+      <w:pPr/>
       <w:r>
         <w:br w:type="page"/>
       </w:r>
@@ -421,6 +422,7 @@
             <w:shd w:fill="E8EEF5"/>
           </w:tcPr>
           <w:p>
+            <w:pPr/>
             <w:r>
               <w:rPr>
                 <w:rFonts w:ascii="Calibri" w:hAnsi="Calibri" w:eastAsia="Microsoft YaHei"/>
@@ -445,6 +447,7 @@
             <w:shd w:fill="E8EEF5"/>
           </w:tcPr>
           <w:p>
+            <w:pPr/>
             <w:r>
               <w:rPr>
                 <w:rFonts w:ascii="Calibri" w:hAnsi="Calibri" w:eastAsia="Microsoft YaHei"/>
@@ -959,6 +962,7 @@
       </w:tr>
     </w:tbl>
     <w:p>
+      <w:pPr/>
       <w:r>
         <w:br w:type="page"/>
       </w:r>
@@ -1351,92 +1355,72 @@
     </w:p>
     <w:p>
       <w:pPr>
-        <w:pStyle w:val="ListNumber"/>
-        <w:spacing w:before="0" w:after="80" w:line="300" w:lineRule="auto"/>
-        <w:numPr>
-          <w:ilvl w:val="0"/>
-          <w:numId w:val="10"/>
-        </w:numPr>
+        <w:spacing w:before="0" w:after="80" w:line="276" w:lineRule="auto"/>
+        <w:ind w:left="259" w:hanging="259"/>
       </w:pPr>
       <w:r>
         <w:rPr>
-          <w:rFonts w:ascii="Calibri" w:hAnsi="Calibri" w:eastAsia="Microsoft YaHei"/>
-          <w:color w:val="2F2F2F"/>
-          <w:sz w:val="21"/>
+          <w:rFonts w:ascii="PingFang SC" w:hAnsi="PingFang SC" w:eastAsia="PingFang SC" w:cs="PingFang SC"/>
+          <w:color w:val="222B36"/>
+          <w:sz w:val="20"/>
         </w:rPr>
-        <w:t>打开系统访问地址，进入登录页。</w:t>
+        <w:t>1. 打开系统访问地址，进入登录页。</w:t>
       </w:r>
     </w:p>
     <w:p>
       <w:pPr>
-        <w:pStyle w:val="ListNumber"/>
-        <w:spacing w:before="0" w:after="80" w:line="300" w:lineRule="auto"/>
-        <w:numPr>
-          <w:ilvl w:val="0"/>
-          <w:numId w:val="10"/>
-        </w:numPr>
+        <w:spacing w:before="0" w:after="80" w:line="276" w:lineRule="auto"/>
+        <w:ind w:left="259" w:hanging="259"/>
       </w:pPr>
       <w:r>
         <w:rPr>
-          <w:rFonts w:ascii="Calibri" w:hAnsi="Calibri" w:eastAsia="Microsoft YaHei"/>
-          <w:color w:val="2F2F2F"/>
-          <w:sz w:val="21"/>
+          <w:rFonts w:ascii="PingFang SC" w:hAnsi="PingFang SC" w:eastAsia="PingFang SC" w:cs="PingFang SC"/>
+          <w:color w:val="222B36"/>
+          <w:sz w:val="20"/>
         </w:rPr>
-        <w:t>输入管理员分配的登录名或手机号、密码，点击登录。</w:t>
+        <w:t>2. 输入管理员分配的登录名或手机号、密码，点击登录。</w:t>
       </w:r>
     </w:p>
     <w:p>
       <w:pPr>
-        <w:pStyle w:val="ListNumber"/>
-        <w:spacing w:before="0" w:after="80" w:line="300" w:lineRule="auto"/>
-        <w:numPr>
-          <w:ilvl w:val="0"/>
-          <w:numId w:val="10"/>
-        </w:numPr>
+        <w:spacing w:before="0" w:after="80" w:line="276" w:lineRule="auto"/>
+        <w:ind w:left="259" w:hanging="259"/>
       </w:pPr>
       <w:r>
         <w:rPr>
-          <w:rFonts w:ascii="Calibri" w:hAnsi="Calibri" w:eastAsia="Microsoft YaHei"/>
-          <w:color w:val="2F2F2F"/>
-          <w:sz w:val="21"/>
+          <w:rFonts w:ascii="PingFang SC" w:hAnsi="PingFang SC" w:eastAsia="PingFang SC" w:cs="PingFang SC"/>
+          <w:color w:val="222B36"/>
+          <w:sz w:val="20"/>
         </w:rPr>
-        <w:t>登录后确认左下角用户信息显示为本人，角色显示为“农信业务”。</w:t>
+        <w:t>3. 登录后确认左下角用户信息显示为本人，角色显示为“农信业务”。</w:t>
       </w:r>
     </w:p>
     <w:p>
       <w:pPr>
-        <w:pStyle w:val="ListNumber"/>
-        <w:spacing w:before="0" w:after="80" w:line="300" w:lineRule="auto"/>
-        <w:numPr>
-          <w:ilvl w:val="0"/>
-          <w:numId w:val="10"/>
-        </w:numPr>
+        <w:spacing w:before="0" w:after="80" w:line="276" w:lineRule="auto"/>
+        <w:ind w:left="259" w:hanging="259"/>
       </w:pPr>
       <w:r>
         <w:rPr>
-          <w:rFonts w:ascii="Calibri" w:hAnsi="Calibri" w:eastAsia="Microsoft YaHei"/>
-          <w:color w:val="2F2F2F"/>
-          <w:sz w:val="21"/>
+          <w:rFonts w:ascii="PingFang SC" w:hAnsi="PingFang SC" w:eastAsia="PingFang SC" w:cs="PingFang SC"/>
+          <w:color w:val="222B36"/>
+          <w:sz w:val="20"/>
         </w:rPr>
-        <w:t>在左侧菜单点击“需求分析”，进入需求列表页面。</w:t>
+        <w:t>4. 在左侧菜单点击“需求分析”，进入需求列表页面。</w:t>
       </w:r>
     </w:p>
     <w:p>
       <w:pPr>
-        <w:pStyle w:val="ListNumber"/>
-        <w:spacing w:before="0" w:after="80" w:line="300" w:lineRule="auto"/>
-        <w:numPr>
-          <w:ilvl w:val="0"/>
-          <w:numId w:val="10"/>
-        </w:numPr>
+        <w:spacing w:before="0" w:after="80" w:line="276" w:lineRule="auto"/>
+        <w:ind w:left="259" w:hanging="259"/>
       </w:pPr>
       <w:r>
         <w:rPr>
-          <w:rFonts w:ascii="Calibri" w:hAnsi="Calibri" w:eastAsia="Microsoft YaHei"/>
-          <w:color w:val="2F2F2F"/>
-          <w:sz w:val="21"/>
+          <w:rFonts w:ascii="PingFang SC" w:hAnsi="PingFang SC" w:eastAsia="PingFang SC" w:cs="PingFang SC"/>
+          <w:color w:val="222B36"/>
+          <w:sz w:val="20"/>
         </w:rPr>
-        <w:t>确认顶部投产点为本次维护所需的投产窗口；如不一致，先切换投产点。</w:t>
+        <w:t>5. 确认顶部投产点为本次维护所需的投产窗口；如不一致，先切换投产点。</w:t>
       </w:r>
     </w:p>
     <w:p>
@@ -2089,146 +2073,114 @@
     </w:p>
     <w:p>
       <w:pPr>
-        <w:pStyle w:val="ListNumber"/>
-        <w:spacing w:before="0" w:after="80" w:line="300" w:lineRule="auto"/>
-        <w:numPr>
-          <w:ilvl w:val="0"/>
-          <w:numId w:val="11"/>
-        </w:numPr>
+        <w:spacing w:before="0" w:after="80" w:line="276" w:lineRule="auto"/>
+        <w:ind w:left="259" w:hanging="259"/>
       </w:pPr>
       <w:r>
         <w:rPr>
-          <w:rFonts w:ascii="Calibri" w:hAnsi="Calibri" w:eastAsia="Microsoft YaHei"/>
-          <w:color w:val="2F2F2F"/>
-          <w:sz w:val="21"/>
+          <w:rFonts w:ascii="PingFang SC" w:hAnsi="PingFang SC" w:eastAsia="PingFang SC" w:cs="PingFang SC"/>
+          <w:color w:val="222B36"/>
+          <w:sz w:val="20"/>
         </w:rPr>
-        <w:t>在需求分析页面点击“新增需求”。</w:t>
+        <w:t>1. 在需求分析页面点击“新增需求”。</w:t>
       </w:r>
     </w:p>
     <w:p>
       <w:pPr>
-        <w:pStyle w:val="ListNumber"/>
-        <w:spacing w:before="0" w:after="80" w:line="300" w:lineRule="auto"/>
-        <w:numPr>
-          <w:ilvl w:val="0"/>
-          <w:numId w:val="11"/>
-        </w:numPr>
+        <w:spacing w:before="0" w:after="80" w:line="276" w:lineRule="auto"/>
+        <w:ind w:left="259" w:hanging="259"/>
       </w:pPr>
       <w:r>
         <w:rPr>
-          <w:rFonts w:ascii="Calibri" w:hAnsi="Calibri" w:eastAsia="Microsoft YaHei"/>
-          <w:color w:val="2F2F2F"/>
-          <w:sz w:val="21"/>
+          <w:rFonts w:ascii="PingFang SC" w:hAnsi="PingFang SC" w:eastAsia="PingFang SC" w:cs="PingFang SC"/>
+          <w:color w:val="222B36"/>
+          <w:sz w:val="20"/>
         </w:rPr>
-        <w:t>选择需求状态，默认通常为“需求登记”。</w:t>
+        <w:t>2. 选择需求状态，默认通常为“需求登记”。</w:t>
       </w:r>
     </w:p>
     <w:p>
       <w:pPr>
-        <w:pStyle w:val="ListNumber"/>
-        <w:spacing w:before="0" w:after="80" w:line="300" w:lineRule="auto"/>
-        <w:numPr>
-          <w:ilvl w:val="0"/>
-          <w:numId w:val="11"/>
-        </w:numPr>
+        <w:spacing w:before="0" w:after="80" w:line="276" w:lineRule="auto"/>
+        <w:ind w:left="259" w:hanging="259"/>
       </w:pPr>
       <w:r>
         <w:rPr>
-          <w:rFonts w:ascii="Calibri" w:hAnsi="Calibri" w:eastAsia="Microsoft YaHei"/>
-          <w:color w:val="2F2F2F"/>
-          <w:sz w:val="21"/>
+          <w:rFonts w:ascii="PingFang SC" w:hAnsi="PingFang SC" w:eastAsia="PingFang SC" w:cs="PingFang SC"/>
+          <w:color w:val="222B36"/>
+          <w:sz w:val="20"/>
         </w:rPr>
-        <w:t>选择计划投产点后，可点击需求编号输入框右侧的“生成”，系统按投产窗口自动生成编号。</w:t>
+        <w:t>3. 选择计划投产点后，可点击需求编号输入框右侧的“生成”，系统按投产窗口自动生成编号。</w:t>
       </w:r>
     </w:p>
     <w:p>
       <w:pPr>
-        <w:pStyle w:val="ListNumber"/>
-        <w:spacing w:before="0" w:after="80" w:line="300" w:lineRule="auto"/>
-        <w:numPr>
-          <w:ilvl w:val="0"/>
-          <w:numId w:val="11"/>
-        </w:numPr>
+        <w:spacing w:before="0" w:after="80" w:line="276" w:lineRule="auto"/>
+        <w:ind w:left="259" w:hanging="259"/>
       </w:pPr>
       <w:r>
         <w:rPr>
-          <w:rFonts w:ascii="Calibri" w:hAnsi="Calibri" w:eastAsia="Microsoft YaHei"/>
-          <w:color w:val="2F2F2F"/>
-          <w:sz w:val="21"/>
+          <w:rFonts w:ascii="PingFang SC" w:hAnsi="PingFang SC" w:eastAsia="PingFang SC" w:cs="PingFang SC"/>
+          <w:color w:val="222B36"/>
+          <w:sz w:val="20"/>
         </w:rPr>
-        <w:t>选择需求类型、提出时间，填写是否涉账、需求标题和需求概述。</w:t>
+        <w:t>4. 选择需求类型、提出时间，填写是否涉账、需求标题和需求概述。</w:t>
       </w:r>
     </w:p>
     <w:p>
       <w:pPr>
-        <w:pStyle w:val="ListNumber"/>
-        <w:spacing w:before="0" w:after="80" w:line="300" w:lineRule="auto"/>
-        <w:numPr>
-          <w:ilvl w:val="0"/>
-          <w:numId w:val="11"/>
-        </w:numPr>
+        <w:spacing w:before="0" w:after="80" w:line="276" w:lineRule="auto"/>
+        <w:ind w:left="259" w:hanging="259"/>
       </w:pPr>
       <w:r>
         <w:rPr>
-          <w:rFonts w:ascii="Calibri" w:hAnsi="Calibri" w:eastAsia="Microsoft YaHei"/>
-          <w:color w:val="2F2F2F"/>
-          <w:sz w:val="21"/>
+          <w:rFonts w:ascii="PingFang SC" w:hAnsi="PingFang SC" w:eastAsia="PingFang SC" w:cs="PingFang SC"/>
+          <w:color w:val="222B36"/>
+          <w:sz w:val="20"/>
         </w:rPr>
-        <w:t>在“涉及系统”中选择主责系统；如存在协同改造或协同测试系统，继续选择对应系统。</w:t>
+        <w:t>5. 在“涉及系统”中选择主责系统；如存在协同改造或协同测试系统，继续选择对应系统。</w:t>
       </w:r>
     </w:p>
     <w:p>
       <w:pPr>
-        <w:pStyle w:val="ListNumber"/>
-        <w:spacing w:before="0" w:after="80" w:line="300" w:lineRule="auto"/>
-        <w:numPr>
-          <w:ilvl w:val="0"/>
-          <w:numId w:val="11"/>
-        </w:numPr>
+        <w:spacing w:before="0" w:after="80" w:line="276" w:lineRule="auto"/>
+        <w:ind w:left="259" w:hanging="259"/>
       </w:pPr>
       <w:r>
         <w:rPr>
-          <w:rFonts w:ascii="Calibri" w:hAnsi="Calibri" w:eastAsia="Microsoft YaHei"/>
-          <w:color w:val="2F2F2F"/>
-          <w:sz w:val="21"/>
+          <w:rFonts w:ascii="PingFang SC" w:hAnsi="PingFang SC" w:eastAsia="PingFang SC" w:cs="PingFang SC"/>
+          <w:color w:val="222B36"/>
+          <w:sz w:val="20"/>
         </w:rPr>
-        <w:t>在“相关负责人”中选择提出部门、提出人、云南农信业务负责人和建信金科业务负责人。</w:t>
+        <w:t>6. 在“相关负责人”中选择提出部门、提出人、云南农信业务负责人和建信金科业务负责人。</w:t>
       </w:r>
     </w:p>
     <w:p>
       <w:pPr>
-        <w:pStyle w:val="ListNumber"/>
-        <w:spacing w:before="0" w:after="80" w:line="300" w:lineRule="auto"/>
-        <w:numPr>
-          <w:ilvl w:val="0"/>
-          <w:numId w:val="11"/>
-        </w:numPr>
+        <w:spacing w:before="0" w:after="80" w:line="276" w:lineRule="auto"/>
+        <w:ind w:left="259" w:hanging="259"/>
       </w:pPr>
       <w:r>
         <w:rPr>
-          <w:rFonts w:ascii="Calibri" w:hAnsi="Calibri" w:eastAsia="Microsoft YaHei"/>
-          <w:color w:val="2F2F2F"/>
-          <w:sz w:val="21"/>
+          <w:rFonts w:ascii="PingFang SC" w:hAnsi="PingFang SC" w:eastAsia="PingFang SC" w:cs="PingFang SC"/>
+          <w:color w:val="222B36"/>
+          <w:sz w:val="20"/>
         </w:rPr>
-        <w:t>保存后，如需补充需求说明书，使用“上传文件”或“添加路径”维护附件信息。</w:t>
+        <w:t>7. 保存后，如需补充需求说明书，使用“上传文件”或“添加路径”维护附件信息。</w:t>
       </w:r>
     </w:p>
     <w:p>
       <w:pPr>
-        <w:pStyle w:val="ListNumber"/>
-        <w:spacing w:before="0" w:after="80" w:line="300" w:lineRule="auto"/>
-        <w:numPr>
-          <w:ilvl w:val="0"/>
-          <w:numId w:val="11"/>
-        </w:numPr>
+        <w:spacing w:before="0" w:after="80" w:line="276" w:lineRule="auto"/>
+        <w:ind w:left="259" w:hanging="259"/>
       </w:pPr>
       <w:r>
         <w:rPr>
-          <w:rFonts w:ascii="Calibri" w:hAnsi="Calibri" w:eastAsia="Microsoft YaHei"/>
-          <w:color w:val="2F2F2F"/>
-          <w:sz w:val="21"/>
+          <w:rFonts w:ascii="PingFang SC" w:hAnsi="PingFang SC" w:eastAsia="PingFang SC" w:cs="PingFang SC"/>
+          <w:color w:val="222B36"/>
+          <w:sz w:val="20"/>
         </w:rPr>
-        <w:t>确认无误后点击保存。保存成功后列表刷新并显示新需求。</w:t>
+        <w:t>8. 确认无误后点击保存。保存成功后列表刷新并显示新需求。</w:t>
       </w:r>
     </w:p>
     <w:tbl>
@@ -3537,110 +3489,86 @@
     </w:p>
     <w:p>
       <w:pPr>
-        <w:pStyle w:val="ListNumber"/>
-        <w:spacing w:before="0" w:after="80" w:line="300" w:lineRule="auto"/>
-        <w:numPr>
-          <w:ilvl w:val="0"/>
-          <w:numId w:val="12"/>
-        </w:numPr>
+        <w:spacing w:before="0" w:after="80" w:line="276" w:lineRule="auto"/>
+        <w:ind w:left="259" w:hanging="259"/>
       </w:pPr>
       <w:r>
         <w:rPr>
-          <w:rFonts w:ascii="Calibri" w:hAnsi="Calibri" w:eastAsia="Microsoft YaHei"/>
-          <w:color w:val="2F2F2F"/>
-          <w:sz w:val="21"/>
+          <w:rFonts w:ascii="PingFang SC" w:hAnsi="PingFang SC" w:eastAsia="PingFang SC" w:cs="PingFang SC"/>
+          <w:color w:val="222B36"/>
+          <w:sz w:val="20"/>
         </w:rPr>
-        <w:t>在列表中找到目标需求，点击行内编辑图标或打开需求详情。</w:t>
+        <w:t>1. 在列表中找到目标需求，点击行内编辑图标或打开需求详情。</w:t>
       </w:r>
     </w:p>
     <w:p>
       <w:pPr>
-        <w:pStyle w:val="ListNumber"/>
-        <w:spacing w:before="0" w:after="80" w:line="300" w:lineRule="auto"/>
-        <w:numPr>
-          <w:ilvl w:val="0"/>
-          <w:numId w:val="12"/>
-        </w:numPr>
+        <w:spacing w:before="0" w:after="80" w:line="276" w:lineRule="auto"/>
+        <w:ind w:left="259" w:hanging="259"/>
       </w:pPr>
       <w:r>
         <w:rPr>
-          <w:rFonts w:ascii="Calibri" w:hAnsi="Calibri" w:eastAsia="Microsoft YaHei"/>
-          <w:color w:val="2F2F2F"/>
-          <w:sz w:val="21"/>
+          <w:rFonts w:ascii="PingFang SC" w:hAnsi="PingFang SC" w:eastAsia="PingFang SC" w:cs="PingFang SC"/>
+          <w:color w:val="222B36"/>
+          <w:sz w:val="20"/>
         </w:rPr>
-        <w:t>检查标题栏中的需求编号和状态，确认正在编辑正确记录。</w:t>
+        <w:t>2. 检查标题栏中的需求编号和状态，确认正在编辑正确记录。</w:t>
       </w:r>
     </w:p>
     <w:p>
       <w:pPr>
-        <w:pStyle w:val="ListNumber"/>
-        <w:spacing w:before="0" w:after="80" w:line="300" w:lineRule="auto"/>
-        <w:numPr>
-          <w:ilvl w:val="0"/>
-          <w:numId w:val="12"/>
-        </w:numPr>
+        <w:spacing w:before="0" w:after="80" w:line="276" w:lineRule="auto"/>
+        <w:ind w:left="259" w:hanging="259"/>
       </w:pPr>
       <w:r>
         <w:rPr>
-          <w:rFonts w:ascii="Calibri" w:hAnsi="Calibri" w:eastAsia="Microsoft YaHei"/>
-          <w:color w:val="2F2F2F"/>
-          <w:sz w:val="21"/>
+          <w:rFonts w:ascii="PingFang SC" w:hAnsi="PingFang SC" w:eastAsia="PingFang SC" w:cs="PingFang SC"/>
+          <w:color w:val="222B36"/>
+          <w:sz w:val="20"/>
         </w:rPr>
-        <w:t>维护基本信息、涉及系统和相关负责人。</w:t>
+        <w:t>3. 维护基本信息、涉及系统和相关负责人。</w:t>
       </w:r>
     </w:p>
     <w:p>
       <w:pPr>
-        <w:pStyle w:val="ListNumber"/>
-        <w:spacing w:before="0" w:after="80" w:line="300" w:lineRule="auto"/>
-        <w:numPr>
-          <w:ilvl w:val="0"/>
-          <w:numId w:val="12"/>
-        </w:numPr>
+        <w:spacing w:before="0" w:after="80" w:line="276" w:lineRule="auto"/>
+        <w:ind w:left="259" w:hanging="259"/>
       </w:pPr>
       <w:r>
         <w:rPr>
-          <w:rFonts w:ascii="Calibri" w:hAnsi="Calibri" w:eastAsia="Microsoft YaHei"/>
-          <w:color w:val="2F2F2F"/>
-          <w:sz w:val="21"/>
+          <w:rFonts w:ascii="PingFang SC" w:hAnsi="PingFang SC" w:eastAsia="PingFang SC" w:cs="PingFang SC"/>
+          <w:color w:val="222B36"/>
+          <w:sz w:val="20"/>
         </w:rPr>
-        <w:t>如需求已关联开发或测试任务，需求编号会被锁定，不允许修改。</w:t>
+        <w:t>4. 如需求已关联开发或测试任务，需求编号会被锁定，不允许修改。</w:t>
       </w:r>
     </w:p>
     <w:p>
       <w:pPr>
-        <w:pStyle w:val="ListNumber"/>
-        <w:spacing w:before="0" w:after="80" w:line="300" w:lineRule="auto"/>
-        <w:numPr>
-          <w:ilvl w:val="0"/>
-          <w:numId w:val="12"/>
-        </w:numPr>
+        <w:spacing w:before="0" w:after="80" w:line="276" w:lineRule="auto"/>
+        <w:ind w:left="259" w:hanging="259"/>
       </w:pPr>
       <w:r>
         <w:rPr>
-          <w:rFonts w:ascii="Calibri" w:hAnsi="Calibri" w:eastAsia="Microsoft YaHei"/>
-          <w:color w:val="2F2F2F"/>
-          <w:sz w:val="21"/>
+          <w:rFonts w:ascii="PingFang SC" w:hAnsi="PingFang SC" w:eastAsia="PingFang SC" w:cs="PingFang SC"/>
+          <w:color w:val="222B36"/>
+          <w:sz w:val="20"/>
         </w:rPr>
-        <w:t>如需要维护需求说明书，使用“上传文件”保存附件，或使用“添加路径”登记共享目录文件路径。</w:t>
+        <w:t>5. 如需要维护需求说明书，使用“上传文件”保存附件，或使用“添加路径”登记共享目录文件路径。</w:t>
       </w:r>
     </w:p>
     <w:p>
       <w:pPr>
-        <w:pStyle w:val="ListNumber"/>
-        <w:spacing w:before="0" w:after="80" w:line="300" w:lineRule="auto"/>
-        <w:numPr>
-          <w:ilvl w:val="0"/>
-          <w:numId w:val="12"/>
-        </w:numPr>
+        <w:spacing w:before="0" w:after="80" w:line="276" w:lineRule="auto"/>
+        <w:ind w:left="259" w:hanging="259"/>
       </w:pPr>
       <w:r>
         <w:rPr>
-          <w:rFonts w:ascii="Calibri" w:hAnsi="Calibri" w:eastAsia="Microsoft YaHei"/>
-          <w:color w:val="2F2F2F"/>
-          <w:sz w:val="21"/>
+          <w:rFonts w:ascii="PingFang SC" w:hAnsi="PingFang SC" w:eastAsia="PingFang SC" w:cs="PingFang SC"/>
+          <w:color w:val="222B36"/>
+          <w:sz w:val="20"/>
         </w:rPr>
-        <w:t>点击保存后，系统会记录本次修改人、修改字段、修改前值和修改后值。</w:t>
+        <w:t>6. 点击保存后，系统会记录本次修改人、修改字段、修改前值和修改后值。</w:t>
       </w:r>
     </w:p>
     <w:p>
@@ -3826,110 +3754,86 @@
     </w:p>
     <w:p>
       <w:pPr>
-        <w:pStyle w:val="ListNumber"/>
-        <w:spacing w:before="0" w:after="80" w:line="300" w:lineRule="auto"/>
-        <w:numPr>
-          <w:ilvl w:val="0"/>
-          <w:numId w:val="13"/>
-        </w:numPr>
+        <w:spacing w:before="0" w:after="80" w:line="276" w:lineRule="auto"/>
+        <w:ind w:left="259" w:hanging="259"/>
       </w:pPr>
       <w:r>
         <w:rPr>
-          <w:rFonts w:ascii="Calibri" w:hAnsi="Calibri" w:eastAsia="Microsoft YaHei"/>
-          <w:color w:val="2F2F2F"/>
-          <w:sz w:val="21"/>
+          <w:rFonts w:ascii="PingFang SC" w:hAnsi="PingFang SC" w:eastAsia="PingFang SC" w:cs="PingFang SC"/>
+          <w:color w:val="222B36"/>
+          <w:sz w:val="20"/>
         </w:rPr>
-        <w:t>点击“导入”。</w:t>
+        <w:t>1. 点击“导入”。</w:t>
       </w:r>
     </w:p>
     <w:p>
       <w:pPr>
-        <w:pStyle w:val="ListNumber"/>
-        <w:spacing w:before="0" w:after="80" w:line="300" w:lineRule="auto"/>
-        <w:numPr>
-          <w:ilvl w:val="0"/>
-          <w:numId w:val="13"/>
-        </w:numPr>
+        <w:spacing w:before="0" w:after="80" w:line="276" w:lineRule="auto"/>
+        <w:ind w:left="259" w:hanging="259"/>
       </w:pPr>
       <w:r>
         <w:rPr>
-          <w:rFonts w:ascii="Calibri" w:hAnsi="Calibri" w:eastAsia="Microsoft YaHei"/>
-          <w:color w:val="2F2F2F"/>
-          <w:sz w:val="21"/>
+          <w:rFonts w:ascii="PingFang SC" w:hAnsi="PingFang SC" w:eastAsia="PingFang SC" w:cs="PingFang SC"/>
+          <w:color w:val="222B36"/>
+          <w:sz w:val="20"/>
         </w:rPr>
-        <w:t>先点击“下载导入模板”，按模板列填写数据。</w:t>
+        <w:t>2. 先点击“下载导入模板”，按模板列填写数据。</w:t>
       </w:r>
     </w:p>
     <w:p>
       <w:pPr>
-        <w:pStyle w:val="ListNumber"/>
-        <w:spacing w:before="0" w:after="80" w:line="300" w:lineRule="auto"/>
-        <w:numPr>
-          <w:ilvl w:val="0"/>
-          <w:numId w:val="13"/>
-        </w:numPr>
+        <w:spacing w:before="0" w:after="80" w:line="276" w:lineRule="auto"/>
+        <w:ind w:left="259" w:hanging="259"/>
       </w:pPr>
       <w:r>
         <w:rPr>
-          <w:rFonts w:ascii="Calibri" w:hAnsi="Calibri" w:eastAsia="Microsoft YaHei"/>
-          <w:color w:val="2F2F2F"/>
-          <w:sz w:val="21"/>
+          <w:rFonts w:ascii="PingFang SC" w:hAnsi="PingFang SC" w:eastAsia="PingFang SC" w:cs="PingFang SC"/>
+          <w:color w:val="222B36"/>
+          <w:sz w:val="20"/>
         </w:rPr>
-        <w:t>选择冲突处理模式：覆盖更新、重复跳过或出错回滚。</w:t>
+        <w:t>3. 选择冲突处理模式：覆盖更新、重复跳过或出错回滚。</w:t>
       </w:r>
     </w:p>
     <w:p>
       <w:pPr>
-        <w:pStyle w:val="ListNumber"/>
-        <w:spacing w:before="0" w:after="80" w:line="300" w:lineRule="auto"/>
-        <w:numPr>
-          <w:ilvl w:val="0"/>
-          <w:numId w:val="13"/>
-        </w:numPr>
+        <w:spacing w:before="0" w:after="80" w:line="276" w:lineRule="auto"/>
+        <w:ind w:left="259" w:hanging="259"/>
       </w:pPr>
       <w:r>
         <w:rPr>
-          <w:rFonts w:ascii="Calibri" w:hAnsi="Calibri" w:eastAsia="Microsoft YaHei"/>
-          <w:color w:val="2F2F2F"/>
-          <w:sz w:val="21"/>
+          <w:rFonts w:ascii="PingFang SC" w:hAnsi="PingFang SC" w:eastAsia="PingFang SC" w:cs="PingFang SC"/>
+          <w:color w:val="222B36"/>
+          <w:sz w:val="20"/>
         </w:rPr>
-        <w:t>将 .xlsx 文件拖入上传区域，或点击上传区域选择文件。</w:t>
+        <w:t>4. 将 .xlsx 文件拖入上传区域，或点击上传区域选择文件。</w:t>
       </w:r>
     </w:p>
     <w:p>
       <w:pPr>
-        <w:pStyle w:val="ListNumber"/>
-        <w:spacing w:before="0" w:after="80" w:line="300" w:lineRule="auto"/>
-        <w:numPr>
-          <w:ilvl w:val="0"/>
-          <w:numId w:val="13"/>
-        </w:numPr>
+        <w:spacing w:before="0" w:after="80" w:line="276" w:lineRule="auto"/>
+        <w:ind w:left="259" w:hanging="259"/>
       </w:pPr>
       <w:r>
         <w:rPr>
-          <w:rFonts w:ascii="Calibri" w:hAnsi="Calibri" w:eastAsia="Microsoft YaHei"/>
-          <w:color w:val="2F2F2F"/>
-          <w:sz w:val="21"/>
+          <w:rFonts w:ascii="PingFang SC" w:hAnsi="PingFang SC" w:eastAsia="PingFang SC" w:cs="PingFang SC"/>
+          <w:color w:val="222B36"/>
+          <w:sz w:val="20"/>
         </w:rPr>
-        <w:t>点击“开始导入”。</w:t>
+        <w:t>5. 点击“开始导入”。</w:t>
       </w:r>
     </w:p>
     <w:p>
       <w:pPr>
-        <w:pStyle w:val="ListNumber"/>
-        <w:spacing w:before="0" w:after="80" w:line="300" w:lineRule="auto"/>
-        <w:numPr>
-          <w:ilvl w:val="0"/>
-          <w:numId w:val="13"/>
-        </w:numPr>
+        <w:spacing w:before="0" w:after="80" w:line="276" w:lineRule="auto"/>
+        <w:ind w:left="259" w:hanging="259"/>
       </w:pPr>
       <w:r>
         <w:rPr>
-          <w:rFonts w:ascii="Calibri" w:hAnsi="Calibri" w:eastAsia="Microsoft YaHei"/>
-          <w:color w:val="2F2F2F"/>
-          <w:sz w:val="21"/>
+          <w:rFonts w:ascii="PingFang SC" w:hAnsi="PingFang SC" w:eastAsia="PingFang SC" w:cs="PingFang SC"/>
+          <w:color w:val="222B36"/>
+          <w:sz w:val="20"/>
         </w:rPr>
-        <w:t>查看导入结果，重点检查失败条目和错误详情。</w:t>
+        <w:t>6. 查看导入结果，重点检查失败条目和错误详情。</w:t>
       </w:r>
     </w:p>
     <w:tbl>
@@ -4273,74 +4177,58 @@
     </w:p>
     <w:p>
       <w:pPr>
-        <w:pStyle w:val="ListNumber"/>
-        <w:spacing w:before="0" w:after="80" w:line="300" w:lineRule="auto"/>
-        <w:numPr>
-          <w:ilvl w:val="0"/>
-          <w:numId w:val="14"/>
-        </w:numPr>
+        <w:spacing w:before="0" w:after="80" w:line="276" w:lineRule="auto"/>
+        <w:ind w:left="259" w:hanging="259"/>
       </w:pPr>
       <w:r>
         <w:rPr>
-          <w:rFonts w:ascii="Calibri" w:hAnsi="Calibri" w:eastAsia="Microsoft YaHei"/>
-          <w:color w:val="2F2F2F"/>
-          <w:sz w:val="21"/>
+          <w:rFonts w:ascii="PingFang SC" w:hAnsi="PingFang SC" w:eastAsia="PingFang SC" w:cs="PingFang SC"/>
+          <w:color w:val="222B36"/>
+          <w:sz w:val="20"/>
         </w:rPr>
-        <w:t>在列表中设置投产点和筛选条件。</w:t>
+        <w:t>1. 在列表中设置投产点和筛选条件。</w:t>
       </w:r>
     </w:p>
     <w:p>
       <w:pPr>
-        <w:pStyle w:val="ListNumber"/>
-        <w:spacing w:before="0" w:after="80" w:line="300" w:lineRule="auto"/>
-        <w:numPr>
-          <w:ilvl w:val="0"/>
-          <w:numId w:val="14"/>
-        </w:numPr>
+        <w:spacing w:before="0" w:after="80" w:line="276" w:lineRule="auto"/>
+        <w:ind w:left="259" w:hanging="259"/>
       </w:pPr>
       <w:r>
         <w:rPr>
-          <w:rFonts w:ascii="Calibri" w:hAnsi="Calibri" w:eastAsia="Microsoft YaHei"/>
-          <w:color w:val="2F2F2F"/>
-          <w:sz w:val="21"/>
+          <w:rFonts w:ascii="PingFang SC" w:hAnsi="PingFang SC" w:eastAsia="PingFang SC" w:cs="PingFang SC"/>
+          <w:color w:val="222B36"/>
+          <w:sz w:val="20"/>
         </w:rPr>
-        <w:t>点击“导出”。</w:t>
+        <w:t>2. 点击“导出”。</w:t>
       </w:r>
     </w:p>
     <w:p>
       <w:pPr>
-        <w:pStyle w:val="ListNumber"/>
-        <w:spacing w:before="0" w:after="80" w:line="300" w:lineRule="auto"/>
-        <w:numPr>
-          <w:ilvl w:val="0"/>
-          <w:numId w:val="14"/>
-        </w:numPr>
+        <w:spacing w:before="0" w:after="80" w:line="276" w:lineRule="auto"/>
+        <w:ind w:left="259" w:hanging="259"/>
       </w:pPr>
       <w:r>
         <w:rPr>
-          <w:rFonts w:ascii="Calibri" w:hAnsi="Calibri" w:eastAsia="Microsoft YaHei"/>
-          <w:color w:val="2F2F2F"/>
-          <w:sz w:val="21"/>
+          <w:rFonts w:ascii="PingFang SC" w:hAnsi="PingFang SC" w:eastAsia="PingFang SC" w:cs="PingFang SC"/>
+          <w:color w:val="222B36"/>
+          <w:sz w:val="20"/>
         </w:rPr>
-        <w:t>系统会按当前投产点和筛选条件生成需求清单。</w:t>
+        <w:t>3. 系统会按当前投产点和筛选条件生成需求清单。</w:t>
       </w:r>
     </w:p>
     <w:p>
       <w:pPr>
-        <w:pStyle w:val="ListNumber"/>
-        <w:spacing w:before="0" w:after="80" w:line="300" w:lineRule="auto"/>
-        <w:numPr>
-          <w:ilvl w:val="0"/>
-          <w:numId w:val="14"/>
-        </w:numPr>
+        <w:spacing w:before="0" w:after="80" w:line="276" w:lineRule="auto"/>
+        <w:ind w:left="259" w:hanging="259"/>
       </w:pPr>
       <w:r>
         <w:rPr>
-          <w:rFonts w:ascii="Calibri" w:hAnsi="Calibri" w:eastAsia="Microsoft YaHei"/>
-          <w:color w:val="2F2F2F"/>
-          <w:sz w:val="21"/>
+          <w:rFonts w:ascii="PingFang SC" w:hAnsi="PingFang SC" w:eastAsia="PingFang SC" w:cs="PingFang SC"/>
+          <w:color w:val="222B36"/>
+          <w:sz w:val="20"/>
         </w:rPr>
-        <w:t>导出文件中系统编号会尽量转换为系统名称，附件会输出文件名或路径描述。</w:t>
+        <w:t>4. 导出文件中系统编号会尽量转换为系统名称，附件会输出文件名或路径描述。</w:t>
       </w:r>
     </w:p>
     <w:p>
@@ -4847,118 +4735,119 @@
     </w:p>
     <w:p>
       <w:pPr>
-        <w:pStyle w:val="ListBullet"/>
-        <w:spacing w:before="0" w:after="80" w:line="300" w:lineRule="auto"/>
+        <w:spacing w:before="0" w:after="80" w:line="276" w:lineRule="auto"/>
+        <w:ind w:left="259" w:hanging="259"/>
       </w:pPr>
       <w:r>
         <w:rPr>
-          <w:rFonts w:ascii="Calibri" w:hAnsi="Calibri" w:eastAsia="Microsoft YaHei"/>
-          <w:color w:val="2F2F2F"/>
-          <w:sz w:val="21"/>
+          <w:rFonts w:ascii="PingFang SC" w:hAnsi="PingFang SC" w:eastAsia="PingFang SC" w:cs="PingFang SC"/>
+          <w:color w:val="222B36"/>
+          <w:sz w:val="20"/>
         </w:rPr>
-        <w:t>进入页面后先确认顶部投产点是否正确。</w:t>
+        <w:t>1. 进入页面后先确认顶部投产点是否正确。</w:t>
       </w:r>
     </w:p>
     <w:p>
       <w:pPr>
-        <w:pStyle w:val="ListBullet"/>
-        <w:spacing w:before="0" w:after="80" w:line="300" w:lineRule="auto"/>
+        <w:spacing w:before="0" w:after="80" w:line="276" w:lineRule="auto"/>
+        <w:ind w:left="259" w:hanging="259"/>
       </w:pPr>
       <w:r>
         <w:rPr>
-          <w:rFonts w:ascii="Calibri" w:hAnsi="Calibri" w:eastAsia="Microsoft YaHei"/>
-          <w:color w:val="2F2F2F"/>
-          <w:sz w:val="21"/>
+          <w:rFonts w:ascii="PingFang SC" w:hAnsi="PingFang SC" w:eastAsia="PingFang SC" w:cs="PingFang SC"/>
+          <w:color w:val="222B36"/>
+          <w:sz w:val="20"/>
         </w:rPr>
-        <w:t>新增需求前准备标题、概述、投产点、主责系统、提出人和负责人。</w:t>
+        <w:t>2. 新增需求前准备标题、概述、投产点、主责系统、提出人和负责人。</w:t>
       </w:r>
     </w:p>
     <w:p>
       <w:pPr>
-        <w:pStyle w:val="ListBullet"/>
-        <w:spacing w:before="0" w:after="80" w:line="300" w:lineRule="auto"/>
+        <w:spacing w:before="0" w:after="80" w:line="276" w:lineRule="auto"/>
+        <w:ind w:left="259" w:hanging="259"/>
       </w:pPr>
       <w:r>
         <w:rPr>
-          <w:rFonts w:ascii="Calibri" w:hAnsi="Calibri" w:eastAsia="Microsoft YaHei"/>
-          <w:color w:val="2F2F2F"/>
-          <w:sz w:val="21"/>
+          <w:rFonts w:ascii="PingFang SC" w:hAnsi="PingFang SC" w:eastAsia="PingFang SC" w:cs="PingFang SC"/>
+          <w:color w:val="222B36"/>
+          <w:sz w:val="20"/>
         </w:rPr>
-        <w:t>需求状态进入“分析完成”前，确认主责系统和关键必填字段已补齐。</w:t>
+        <w:t>3. 需求状态进入“分析完成”前，确认主责系统和关键必填字段已补齐。</w:t>
       </w:r>
     </w:p>
     <w:p>
       <w:pPr>
-        <w:pStyle w:val="ListBullet"/>
-        <w:spacing w:before="0" w:after="80" w:line="300" w:lineRule="auto"/>
+        <w:spacing w:before="0" w:after="80" w:line="276" w:lineRule="auto"/>
+        <w:ind w:left="259" w:hanging="259"/>
       </w:pPr>
       <w:r>
         <w:rPr>
-          <w:rFonts w:ascii="Calibri" w:hAnsi="Calibri" w:eastAsia="Microsoft YaHei"/>
-          <w:color w:val="2F2F2F"/>
-          <w:sz w:val="21"/>
+          <w:rFonts w:ascii="PingFang SC" w:hAnsi="PingFang SC" w:eastAsia="PingFang SC" w:cs="PingFang SC"/>
+          <w:color w:val="222B36"/>
+          <w:sz w:val="20"/>
         </w:rPr>
-        <w:t>维护需求说明书时，优先使用统一共享目录路径；需要归档原文件时再上传文件。</w:t>
+        <w:t>4. 维护需求说明书时，优先使用统一共享目录路径；需要归档原文件时再上传文件。</w:t>
       </w:r>
     </w:p>
     <w:p>
       <w:pPr>
-        <w:pStyle w:val="ListBullet"/>
-        <w:spacing w:before="0" w:after="80" w:line="300" w:lineRule="auto"/>
+        <w:spacing w:before="0" w:after="80" w:line="276" w:lineRule="auto"/>
+        <w:ind w:left="259" w:hanging="259"/>
       </w:pPr>
       <w:r>
         <w:rPr>
-          <w:rFonts w:ascii="Calibri" w:hAnsi="Calibri" w:eastAsia="Microsoft YaHei"/>
-          <w:color w:val="2F2F2F"/>
-          <w:sz w:val="21"/>
+          <w:rFonts w:ascii="PingFang SC" w:hAnsi="PingFang SC" w:eastAsia="PingFang SC" w:cs="PingFang SC"/>
+          <w:color w:val="222B36"/>
+          <w:sz w:val="20"/>
         </w:rPr>
-        <w:t>批量导入前先下载最新模板，不复用旧模板。</w:t>
+        <w:t>5. 批量导入前先下载最新模板，不复用旧模板。</w:t>
       </w:r>
     </w:p>
     <w:p>
       <w:pPr>
-        <w:pStyle w:val="ListBullet"/>
-        <w:spacing w:before="0" w:after="80" w:line="300" w:lineRule="auto"/>
+        <w:spacing w:before="0" w:after="80" w:line="276" w:lineRule="auto"/>
+        <w:ind w:left="259" w:hanging="259"/>
       </w:pPr>
       <w:r>
         <w:rPr>
-          <w:rFonts w:ascii="Calibri" w:hAnsi="Calibri" w:eastAsia="Microsoft YaHei"/>
-          <w:color w:val="2F2F2F"/>
-          <w:sz w:val="21"/>
+          <w:rFonts w:ascii="PingFang SC" w:hAnsi="PingFang SC" w:eastAsia="PingFang SC" w:cs="PingFang SC"/>
+          <w:color w:val="222B36"/>
+          <w:sz w:val="20"/>
         </w:rPr>
-        <w:t>导入前优先使用“重复跳过”或“出错回滚”进行保守处理；确认无误后再覆盖更新。</w:t>
+        <w:t>6. 导入前优先使用“重复跳过”或“出错回滚”进行保守处理；确认无误后再覆盖更新。</w:t>
       </w:r>
     </w:p>
     <w:p>
       <w:pPr>
-        <w:pStyle w:val="ListBullet"/>
-        <w:spacing w:before="0" w:after="80" w:line="300" w:lineRule="auto"/>
+        <w:spacing w:before="0" w:after="80" w:line="276" w:lineRule="auto"/>
+        <w:ind w:left="259" w:hanging="259"/>
       </w:pPr>
       <w:r>
         <w:rPr>
-          <w:rFonts w:ascii="Calibri" w:hAnsi="Calibri" w:eastAsia="Microsoft YaHei"/>
-          <w:color w:val="2F2F2F"/>
-          <w:sz w:val="21"/>
+          <w:rFonts w:ascii="PingFang SC" w:hAnsi="PingFang SC" w:eastAsia="PingFang SC" w:cs="PingFang SC"/>
+          <w:color w:val="222B36"/>
+          <w:sz w:val="20"/>
         </w:rPr>
-        <w:t>重要修改完成后查看历史记录，确认变更已留痕。</w:t>
+        <w:t>7. 重要修改完成后查看历史记录，确认变更已留痕。</w:t>
       </w:r>
     </w:p>
     <w:p>
       <w:pPr>
-        <w:pStyle w:val="ListBullet"/>
-        <w:spacing w:before="0" w:after="80" w:line="300" w:lineRule="auto"/>
+        <w:spacing w:before="0" w:after="80" w:line="276" w:lineRule="auto"/>
+        <w:ind w:left="259" w:hanging="259"/>
       </w:pPr>
       <w:r>
         <w:rPr>
-          <w:rFonts w:ascii="Calibri" w:hAnsi="Calibri" w:eastAsia="Microsoft YaHei"/>
-          <w:color w:val="2F2F2F"/>
-          <w:sz w:val="21"/>
+          <w:rFonts w:ascii="PingFang SC" w:hAnsi="PingFang SC" w:eastAsia="PingFang SC" w:cs="PingFang SC"/>
+          <w:color w:val="222B36"/>
+          <w:sz w:val="20"/>
         </w:rPr>
-        <w:t>导出清单前设置好筛选条件，避免导出范围过大或投产点不一致。</w:t>
+        <w:t>8. 导出清单前设置好筛选条件，避免导出范围过大或投产点不一致。</w:t>
       </w:r>
     </w:p>
     <w:sectPr>
       <w:headerReference w:type="default" r:id="rId9"/>
+      <w:footerReference w:type="default" r:id="rId16"/>
       <w:pgSz w:w="12240" w:h="15840"/>
       <w:pgMar w:top="1440" w:right="1440" w:bottom="1440" w:left="1440" w:header="708" w:footer="708" w:gutter="0"/>
       <w:cols w:space="720"/>
@@ -4966,6 +4855,16 @@
     </w:sectPr>
   </w:body>
 </w:document>
+</file>
+
+<file path=word/footer1.xml><?xml version="1.0" encoding="utf-8"?>
+<w:ftr xmlns:m="http://schemas.openxmlformats.org/officeDocument/2006/math" xmlns:mc="http://schemas.openxmlformats.org/markup-compatibility/2006" xmlns:mo="http://schemas.microsoft.com/office/mac/office/2008/main" xmlns:mv="urn:schemas-microsoft-com:mac:vml" xmlns:o="urn:schemas-microsoft-com:office:office" xmlns:r="http://schemas.openxmlformats.org/officeDocument/2006/relationships" xmlns:v="urn:schemas-microsoft-com:vml" xmlns:w10="urn:schemas-microsoft-com:office:word" xmlns:w14="http://schemas.microsoft.com/office/word/2010/wordml" xmlns:w="http://schemas.openxmlformats.org/wordprocessingml/2006/main" xmlns:wne="http://schemas.microsoft.com/office/word/2006/wordml" xmlns:wp14="http://schemas.microsoft.com/office/word/2010/wordprocessingDrawing" xmlns:wp="http://schemas.openxmlformats.org/drawingml/2006/wordprocessingDrawing" xmlns:wpc="http://schemas.microsoft.com/office/word/2010/wordprocessingCanvas" xmlns:wpg="http://schemas.microsoft.com/office/word/2010/wordprocessingGroup" xmlns:wpi="http://schemas.microsoft.com/office/word/2010/wordprocessingInk" xmlns:wps="http://schemas.microsoft.com/office/word/2010/wordprocessingShape" mc:Ignorable="w14 wp14">
+  <w:p>
+    <w:pPr>
+      <w:pStyle w:val="Footer"/>
+    </w:pPr>
+  </w:p>
+</w:ftr>
 </file>
 
 <file path=word/header1.xml><?xml version="1.0" encoding="utf-8"?>
